--- a/lessons/9-4/downloads/reveal/teacher/9.4-session-1-prerequisite-practice-a.docx
+++ b/lessons/9-4/downloads/reveal/teacher/9.4-session-1-prerequisite-practice-a.docx
@@ -15,10 +15,28 @@
         <w:rPr>
           <w:rFonts w:ascii="Avenir Next" w:hAnsi="Avenir Next" w:cs="Avenir Next" w:eastAsia="Avenir Next"/>
           <w:color w:val="1A1A1A"/>
+          <w:sz w:val="22"/>
+          <w:szCs w:val="20"/>
+        </w:rPr>
+        <w:t xml:space="preserve">Name</w:t>
+      </w:r>
+      <w:r>
+        <w:rPr>
+          <w:rFonts w:ascii="Avenir Next" w:hAnsi="Avenir Next" w:cs="Avenir Next" w:eastAsia="Avenir Next"/>
+          <w:color w:val="1A1A1A"/>
           <w:sz w:val="20"/>
           <w:szCs w:val="20"/>
         </w:rPr>
-        <w:t xml:space="preserve">Name</w:t>
+        <w:tab/>
+      </w:r>
+      <w:r>
+        <w:rPr>
+          <w:rFonts w:ascii="Avenir Next" w:hAnsi="Avenir Next" w:cs="Avenir Next" w:eastAsia="Avenir Next"/>
+          <w:color w:val="1A1A1A"/>
+          <w:sz w:val="22"/>
+          <w:szCs w:val="20"/>
+        </w:rPr>
+        <w:t xml:space="preserve">   Date</w:t>
       </w:r>
       <w:r>
         <w:rPr>
@@ -33,25 +51,7 @@
         <w:rPr>
           <w:rFonts w:ascii="Avenir Next" w:hAnsi="Avenir Next" w:cs="Avenir Next" w:eastAsia="Avenir Next"/>
           <w:color w:val="1A1A1A"/>
-          <w:sz w:val="20"/>
-          <w:szCs w:val="20"/>
-        </w:rPr>
-        <w:t xml:space="preserve">   Date</w:t>
-      </w:r>
-      <w:r>
-        <w:rPr>
-          <w:rFonts w:ascii="Avenir Next" w:hAnsi="Avenir Next" w:cs="Avenir Next" w:eastAsia="Avenir Next"/>
-          <w:color w:val="1A1A1A"/>
-          <w:sz w:val="20"/>
-          <w:szCs w:val="20"/>
-        </w:rPr>
-        <w:tab/>
-      </w:r>
-      <w:r>
-        <w:rPr>
-          <w:rFonts w:ascii="Avenir Next" w:hAnsi="Avenir Next" w:cs="Avenir Next" w:eastAsia="Avenir Next"/>
-          <w:color w:val="1A1A1A"/>
-          <w:sz w:val="20"/>
+          <w:sz w:val="22"/>
           <w:szCs w:val="20"/>
         </w:rPr>
         <w:t xml:space="preserve">   Period</w:t>
@@ -78,7 +78,7 @@
           <w:caps/>
           <w:color w:val="003A70"/>
           <w:spacing w:val="12"/>
-          <w:sz w:val="19"/>
+          <w:sz w:val="22"/>
           <w:szCs w:val="19"/>
         </w:rPr>
         <w:t xml:space="preserve">Lesson 9-4  ·  Session 1  ·  Prerequisite Practice A  ·  Skill 1 of 2</w:t>
@@ -86,6 +86,7 @@
     </w:p>
     <w:p>
       <w:pPr>
+        <w:pStyle w:val="Heading1"/>
         <w:keepNext/>
         <w:spacing w:before="0" w:after="10" w:line="240" w:lineRule="auto"/>
       </w:pPr>
@@ -111,7 +112,7 @@
         <w:rPr>
           <w:rFonts w:ascii="Avenir Next" w:hAnsi="Avenir Next" w:cs="Avenir Next" w:eastAsia="Avenir Next"/>
           <w:color w:val="5A5F66"/>
-          <w:sz w:val="17"/>
+          <w:sz w:val="22"/>
           <w:szCs w:val="17"/>
         </w:rPr>
         <w:t xml:space="preserve">Builds on Grade 5 · 5.NBT.B.5</w:t>
@@ -154,6 +155,7 @@
           </w:tcPr>
           <w:p>
             <w:pPr>
+              <w:pStyle w:val="Heading2"/>
               <w:spacing w:before="0" w:after="0" w:line="252" w:lineRule="auto"/>
             </w:pPr>
             <w:r>
@@ -183,7 +185,7 @@
               <w:rPr>
                 <w:rFonts w:ascii="Avenir Next" w:hAnsi="Avenir Next" w:cs="Avenir Next" w:eastAsia="Avenir Next"/>
                 <w:color w:val="1A1A1A"/>
-                <w:sz w:val="20"/>
+                <w:sz w:val="22"/>
                 <w:szCs w:val="20"/>
               </w:rPr>
               <w:t xml:space="preserve">You will find the cookies on 16 trays: 24 × 16.</w:t>
@@ -203,6 +205,7 @@
           </w:tcPr>
           <w:p>
             <w:pPr>
+              <w:pStyle w:val="Heading2"/>
               <w:spacing w:before="0" w:after="0" w:line="252" w:lineRule="auto"/>
             </w:pPr>
             <w:r>
@@ -232,7 +235,7 @@
               <w:rPr>
                 <w:rFonts w:ascii="Avenir Next" w:hAnsi="Avenir Next" w:cs="Avenir Next" w:eastAsia="Avenir Next"/>
                 <w:color w:val="1A1A1A"/>
-                <w:sz w:val="20"/>
+                <w:sz w:val="22"/>
                 <w:szCs w:val="20"/>
               </w:rPr>
               <w:t xml:space="preserve">Multiply two 2-digit numbers, like 24 × 16, with partial products.  </w:t>
@@ -242,7 +245,7 @@
                 <w:rFonts w:ascii="Avenir Next" w:hAnsi="Avenir Next" w:cs="Avenir Next" w:eastAsia="Avenir Next"/>
                 <w:b/>
                 <w:color w:val="1A1A1A"/>
-                <w:sz w:val="20"/>
+                <w:sz w:val="22"/>
                 <w:szCs w:val="20"/>
               </w:rPr>
               <w:t xml:space="preserve">You will use it in Practice Form A, problems 2 and 3.</w:t>
@@ -253,6 +256,7 @@
     </w:tbl>
     <w:p>
       <w:pPr>
+        <w:pStyle w:val="Heading2"/>
         <w:keepNext/>
         <w:pBdr>
           <w:bottom w:val="single" w:sz="8" w:space="3" w:color="003A70"/>
@@ -268,7 +272,7 @@
           <w:b/>
           <w:color w:val="003A70"/>
           <w:spacing w:val="14"/>
-          <w:sz w:val="19"/>
+          <w:sz w:val="22"/>
           <w:szCs w:val="19"/>
         </w:rPr>
         <w:t xml:space="preserve">STEPS TO FOLLOW</w:t>
@@ -287,7 +291,7 @@
           <w:rFonts w:ascii="Avenir Next" w:hAnsi="Avenir Next" w:cs="Avenir Next" w:eastAsia="Avenir Next"/>
           <w:i/>
           <w:color w:val="5A5F66"/>
-          <w:sz w:val="17"/>
+          <w:sz w:val="22"/>
           <w:szCs w:val="17"/>
         </w:rPr>
         <w:t xml:space="preserve">use these same steps on every problem</w:t>
@@ -329,6 +333,7 @@
           </w:tcPr>
           <w:p>
             <w:pPr>
+              <w:pStyle w:val="Heading1"/>
               <w:spacing w:before="0" w:after="0" w:line="240" w:lineRule="auto"/>
               <w:jc w:val="center"/>
             </w:pPr>
@@ -358,7 +363,7 @@
                 <w:rFonts w:ascii="Avenir Next" w:hAnsi="Avenir Next" w:cs="Avenir Next" w:eastAsia="Avenir Next"/>
                 <w:b/>
                 <w:color w:val="1A1A1A"/>
-                <w:sz w:val="21"/>
+                <w:sz w:val="22"/>
                 <w:szCs w:val="21"/>
               </w:rPr>
               <w:t xml:space="preserve">Split</w:t>
@@ -367,7 +372,7 @@
               <w:rPr>
                 <w:rFonts w:ascii="Avenir Next" w:hAnsi="Avenir Next" w:cs="Avenir Next" w:eastAsia="Avenir Next"/>
                 <w:color w:val="1A1A1A"/>
-                <w:sz w:val="21"/>
+                <w:sz w:val="22"/>
                 <w:szCs w:val="21"/>
               </w:rPr>
               <w:t xml:space="preserve"> the second number into tens and ones.</w:t>
@@ -386,6 +391,7 @@
           </w:tcPr>
           <w:p>
             <w:pPr>
+              <w:pStyle w:val="Heading1"/>
               <w:spacing w:before="0" w:after="0" w:line="240" w:lineRule="auto"/>
               <w:jc w:val="center"/>
             </w:pPr>
@@ -415,7 +421,7 @@
                 <w:rFonts w:ascii="Avenir Next" w:hAnsi="Avenir Next" w:cs="Avenir Next" w:eastAsia="Avenir Next"/>
                 <w:b/>
                 <w:color w:val="1A1A1A"/>
-                <w:sz w:val="21"/>
+                <w:sz w:val="22"/>
                 <w:szCs w:val="21"/>
               </w:rPr>
               <w:t xml:space="preserve">Multiply</w:t>
@@ -424,7 +430,7 @@
               <w:rPr>
                 <w:rFonts w:ascii="Avenir Next" w:hAnsi="Avenir Next" w:cs="Avenir Next" w:eastAsia="Avenir Next"/>
                 <w:color w:val="1A1A1A"/>
-                <w:sz w:val="21"/>
+                <w:sz w:val="22"/>
                 <w:szCs w:val="21"/>
               </w:rPr>
               <w:t xml:space="preserve"> the first number by each part.</w:t>
@@ -443,6 +449,7 @@
           </w:tcPr>
           <w:p>
             <w:pPr>
+              <w:pStyle w:val="Heading1"/>
               <w:spacing w:before="0" w:after="0" w:line="240" w:lineRule="auto"/>
               <w:jc w:val="center"/>
             </w:pPr>
@@ -472,7 +479,7 @@
                 <w:rFonts w:ascii="Avenir Next" w:hAnsi="Avenir Next" w:cs="Avenir Next" w:eastAsia="Avenir Next"/>
                 <w:b/>
                 <w:color w:val="1A1A1A"/>
-                <w:sz w:val="21"/>
+                <w:sz w:val="22"/>
                 <w:szCs w:val="21"/>
               </w:rPr>
               <w:t xml:space="preserve">Add</w:t>
@@ -481,7 +488,7 @@
               <w:rPr>
                 <w:rFonts w:ascii="Avenir Next" w:hAnsi="Avenir Next" w:cs="Avenir Next" w:eastAsia="Avenir Next"/>
                 <w:color w:val="1A1A1A"/>
-                <w:sz w:val="21"/>
+                <w:sz w:val="22"/>
                 <w:szCs w:val="21"/>
               </w:rPr>
               <w:t xml:space="preserve"> the two products.</w:t>
@@ -492,6 +499,7 @@
     </w:tbl>
     <w:p>
       <w:pPr>
+        <w:pStyle w:val="Heading2"/>
         <w:keepNext/>
         <w:pBdr>
           <w:bottom w:val="single" w:sz="8" w:space="3" w:color="003A70"/>
@@ -507,7 +515,7 @@
           <w:b/>
           <w:color w:val="003A70"/>
           <w:spacing w:val="14"/>
-          <w:sz w:val="19"/>
+          <w:sz w:val="22"/>
           <w:szCs w:val="19"/>
         </w:rPr>
         <w:t xml:space="preserve">WATCH ME</w:t>
@@ -526,7 +534,7 @@
           <w:rFonts w:ascii="Avenir Next" w:hAnsi="Avenir Next" w:cs="Avenir Next" w:eastAsia="Avenir Next"/>
           <w:i/>
           <w:color w:val="5A5F66"/>
-          <w:sz w:val="17"/>
+          <w:sz w:val="22"/>
           <w:szCs w:val="17"/>
         </w:rPr>
         <w:t xml:space="preserve">the steps in action</w:t>
@@ -541,7 +549,7 @@
           <w:rFonts w:ascii="Avenir Next" w:hAnsi="Avenir Next" w:cs="Avenir Next" w:eastAsia="Avenir Next"/>
           <w:b/>
           <w:color w:val="1A1A1A"/>
-          <w:sz w:val="21"/>
+          <w:sz w:val="22"/>
           <w:szCs w:val="21"/>
         </w:rPr>
         <w:t xml:space="preserve">18 × 14</w:t>
@@ -560,25 +568,25 @@
           <w:rFonts w:ascii="Avenir Next" w:hAnsi="Avenir Next" w:cs="Avenir Next" w:eastAsia="Avenir Next"/>
           <w:b/>
           <w:color w:val="003A70"/>
+          <w:sz w:val="22"/>
+          <w:szCs w:val="19"/>
+        </w:rPr>
+        <w:t xml:space="preserve">Step 1</w:t>
+      </w:r>
+      <w:r>
+        <w:rPr>
+          <w:rFonts w:ascii="Avenir Next" w:hAnsi="Avenir Next" w:cs="Avenir Next" w:eastAsia="Avenir Next"/>
+          <w:color w:val="1A1A1A"/>
           <w:sz w:val="19"/>
           <w:szCs w:val="19"/>
         </w:rPr>
-        <w:t xml:space="preserve">Step 1</w:t>
-      </w:r>
-      <w:r>
-        <w:rPr>
-          <w:rFonts w:ascii="Avenir Next" w:hAnsi="Avenir Next" w:cs="Avenir Next" w:eastAsia="Avenir Next"/>
-          <w:color w:val="1A1A1A"/>
-          <w:sz w:val="19"/>
-          <w:szCs w:val="19"/>
-        </w:rPr>
         <w:tab/>
       </w:r>
       <w:r>
         <w:rPr>
           <w:rFonts w:ascii="Avenir Next" w:hAnsi="Avenir Next" w:cs="Avenir Next" w:eastAsia="Avenir Next"/>
           <w:color w:val="1A1A1A"/>
-          <w:sz w:val="21"/>
+          <w:sz w:val="22"/>
           <w:szCs w:val="21"/>
         </w:rPr>
         <w:t xml:space="preserve">14 = 10 + 4</w:t>
@@ -597,25 +605,25 @@
           <w:rFonts w:ascii="Avenir Next" w:hAnsi="Avenir Next" w:cs="Avenir Next" w:eastAsia="Avenir Next"/>
           <w:b/>
           <w:color w:val="003A70"/>
+          <w:sz w:val="22"/>
+          <w:szCs w:val="19"/>
+        </w:rPr>
+        <w:t xml:space="preserve">Step 2</w:t>
+      </w:r>
+      <w:r>
+        <w:rPr>
+          <w:rFonts w:ascii="Avenir Next" w:hAnsi="Avenir Next" w:cs="Avenir Next" w:eastAsia="Avenir Next"/>
+          <w:color w:val="1A1A1A"/>
           <w:sz w:val="19"/>
           <w:szCs w:val="19"/>
         </w:rPr>
-        <w:t xml:space="preserve">Step 2</w:t>
-      </w:r>
-      <w:r>
-        <w:rPr>
-          <w:rFonts w:ascii="Avenir Next" w:hAnsi="Avenir Next" w:cs="Avenir Next" w:eastAsia="Avenir Next"/>
-          <w:color w:val="1A1A1A"/>
-          <w:sz w:val="19"/>
-          <w:szCs w:val="19"/>
-        </w:rPr>
         <w:tab/>
       </w:r>
       <w:r>
         <w:rPr>
           <w:rFonts w:ascii="Avenir Next" w:hAnsi="Avenir Next" w:cs="Avenir Next" w:eastAsia="Avenir Next"/>
           <w:color w:val="1A1A1A"/>
-          <w:sz w:val="21"/>
+          <w:sz w:val="22"/>
           <w:szCs w:val="21"/>
         </w:rPr>
         <w:t xml:space="preserve">18 × 10 = 180.  18 × 4 = 72.</w:t>
@@ -634,25 +642,25 @@
           <w:rFonts w:ascii="Avenir Next" w:hAnsi="Avenir Next" w:cs="Avenir Next" w:eastAsia="Avenir Next"/>
           <w:b/>
           <w:color w:val="003A70"/>
+          <w:sz w:val="22"/>
+          <w:szCs w:val="19"/>
+        </w:rPr>
+        <w:t xml:space="preserve">Step 3</w:t>
+      </w:r>
+      <w:r>
+        <w:rPr>
+          <w:rFonts w:ascii="Avenir Next" w:hAnsi="Avenir Next" w:cs="Avenir Next" w:eastAsia="Avenir Next"/>
+          <w:color w:val="1A1A1A"/>
           <w:sz w:val="19"/>
           <w:szCs w:val="19"/>
         </w:rPr>
-        <w:t xml:space="preserve">Step 3</w:t>
-      </w:r>
-      <w:r>
-        <w:rPr>
-          <w:rFonts w:ascii="Avenir Next" w:hAnsi="Avenir Next" w:cs="Avenir Next" w:eastAsia="Avenir Next"/>
-          <w:color w:val="1A1A1A"/>
-          <w:sz w:val="19"/>
-          <w:szCs w:val="19"/>
-        </w:rPr>
         <w:tab/>
       </w:r>
       <w:r>
         <w:rPr>
           <w:rFonts w:ascii="Avenir Next" w:hAnsi="Avenir Next" w:cs="Avenir Next" w:eastAsia="Avenir Next"/>
           <w:color w:val="1A1A1A"/>
-          <w:sz w:val="21"/>
+          <w:sz w:val="22"/>
           <w:szCs w:val="21"/>
         </w:rPr>
         <w:t xml:space="preserve">180 + 72 = 252</w:t>
@@ -671,18 +679,18 @@
           <w:rFonts w:ascii="Avenir Next" w:hAnsi="Avenir Next" w:cs="Avenir Next" w:eastAsia="Avenir Next"/>
           <w:b/>
           <w:color w:val="1A1A1A"/>
+          <w:sz w:val="22"/>
+          <w:szCs w:val="21"/>
+        </w:rPr>
+        <w:t xml:space="preserve">Answer</w:t>
+      </w:r>
+      <w:r>
+        <w:rPr>
+          <w:rFonts w:ascii="Avenir Next" w:hAnsi="Avenir Next" w:cs="Avenir Next" w:eastAsia="Avenir Next"/>
+          <w:color w:val="1A1A1A"/>
           <w:sz w:val="21"/>
           <w:szCs w:val="21"/>
         </w:rPr>
-        <w:t xml:space="preserve">Answer</w:t>
-      </w:r>
-      <w:r>
-        <w:rPr>
-          <w:rFonts w:ascii="Avenir Next" w:hAnsi="Avenir Next" w:cs="Avenir Next" w:eastAsia="Avenir Next"/>
-          <w:color w:val="1A1A1A"/>
-          <w:sz w:val="21"/>
-          <w:szCs w:val="21"/>
-        </w:rPr>
         <w:tab/>
       </w:r>
       <w:r>
@@ -690,7 +698,7 @@
           <w:rFonts w:ascii="Avenir Next" w:hAnsi="Avenir Next" w:cs="Avenir Next" w:eastAsia="Avenir Next"/>
           <w:b/>
           <w:color w:val="1A1A1A"/>
-          <w:sz w:val="21"/>
+          <w:sz w:val="22"/>
           <w:szCs w:val="21"/>
         </w:rPr>
         <w:t xml:space="preserve">252</w:t>
@@ -698,6 +706,7 @@
     </w:p>
     <w:p>
       <w:pPr>
+        <w:pStyle w:val="Heading2"/>
         <w:keepNext/>
         <w:pBdr>
           <w:bottom w:val="single" w:sz="8" w:space="3" w:color="003A70"/>
@@ -713,7 +722,7 @@
           <w:b/>
           <w:color w:val="003A70"/>
           <w:spacing w:val="14"/>
-          <w:sz w:val="19"/>
+          <w:sz w:val="22"/>
           <w:szCs w:val="19"/>
         </w:rPr>
         <w:t xml:space="preserve">TRY IT WITH HELP</w:t>
@@ -732,7 +741,7 @@
           <w:rFonts w:ascii="Avenir Next" w:hAnsi="Avenir Next" w:cs="Avenir Next" w:eastAsia="Avenir Next"/>
           <w:i/>
           <w:color w:val="5A5F66"/>
-          <w:sz w:val="17"/>
+          <w:sz w:val="22"/>
           <w:szCs w:val="17"/>
         </w:rPr>
         <w:t xml:space="preserve">fill in each step</w:t>
@@ -790,25 +799,25 @@
           <w:rFonts w:ascii="Avenir Next" w:hAnsi="Avenir Next" w:cs="Avenir Next" w:eastAsia="Avenir Next"/>
           <w:b/>
           <w:color w:val="003A70"/>
+          <w:sz w:val="22"/>
+          <w:szCs w:val="18"/>
+        </w:rPr>
+        <w:t xml:space="preserve">Step 1</w:t>
+      </w:r>
+      <w:r>
+        <w:rPr>
+          <w:rFonts w:ascii="Avenir Next" w:hAnsi="Avenir Next" w:cs="Avenir Next" w:eastAsia="Avenir Next"/>
+          <w:color w:val="1A1A1A"/>
           <w:sz w:val="18"/>
           <w:szCs w:val="18"/>
         </w:rPr>
-        <w:t xml:space="preserve">Step 1</w:t>
-      </w:r>
-      <w:r>
-        <w:rPr>
-          <w:rFonts w:ascii="Avenir Next" w:hAnsi="Avenir Next" w:cs="Avenir Next" w:eastAsia="Avenir Next"/>
-          <w:color w:val="1A1A1A"/>
-          <w:sz w:val="18"/>
-          <w:szCs w:val="18"/>
-        </w:rPr>
         <w:tab/>
       </w:r>
       <w:r>
         <w:rPr>
           <w:rFonts w:ascii="Avenir Next" w:hAnsi="Avenir Next" w:cs="Avenir Next" w:eastAsia="Avenir Next"/>
           <w:color w:val="1A1A1A"/>
-          <w:sz w:val="21"/>
+          <w:sz w:val="22"/>
           <w:szCs w:val="21"/>
         </w:rPr>
         <w:t xml:space="preserve">12 = 10 + </w:t>
@@ -838,28 +847,47 @@
           <w:rFonts w:ascii="Avenir Next" w:hAnsi="Avenir Next" w:cs="Avenir Next" w:eastAsia="Avenir Next"/>
           <w:b/>
           <w:color w:val="003A70"/>
+          <w:sz w:val="22"/>
+          <w:szCs w:val="18"/>
+        </w:rPr>
+        <w:t xml:space="preserve">Step 2</w:t>
+      </w:r>
+      <w:r>
+        <w:rPr>
+          <w:rFonts w:ascii="Avenir Next" w:hAnsi="Avenir Next" w:cs="Avenir Next" w:eastAsia="Avenir Next"/>
+          <w:color w:val="1A1A1A"/>
           <w:sz w:val="18"/>
           <w:szCs w:val="18"/>
         </w:rPr>
-        <w:t xml:space="preserve">Step 2</w:t>
-      </w:r>
-      <w:r>
-        <w:rPr>
-          <w:rFonts w:ascii="Avenir Next" w:hAnsi="Avenir Next" w:cs="Avenir Next" w:eastAsia="Avenir Next"/>
-          <w:color w:val="1A1A1A"/>
-          <w:sz w:val="18"/>
-          <w:szCs w:val="18"/>
-        </w:rPr>
         <w:tab/>
       </w:r>
       <w:r>
         <w:rPr>
           <w:rFonts w:ascii="Avenir Next" w:hAnsi="Avenir Next" w:cs="Avenir Next" w:eastAsia="Avenir Next"/>
           <w:color w:val="1A1A1A"/>
+          <w:sz w:val="22"/>
+          <w:szCs w:val="21"/>
+        </w:rPr>
+        <w:t xml:space="preserve">27 × 10 = </w:t>
+      </w:r>
+      <w:r>
+        <w:rPr>
+          <w:rFonts w:ascii="Avenir Next" w:hAnsi="Avenir Next" w:cs="Avenir Next" w:eastAsia="Avenir Next"/>
+          <w:color w:val="1A1A1A"/>
           <w:sz w:val="21"/>
           <w:szCs w:val="21"/>
-        </w:rPr>
-        <w:t xml:space="preserve">27 × 10 = </w:t>
+          <w:u w:val="single"/>
+        </w:rPr>
+        <w:t xml:space="preserve">                </w:t>
+      </w:r>
+      <w:r>
+        <w:rPr>
+          <w:rFonts w:ascii="Avenir Next" w:hAnsi="Avenir Next" w:cs="Avenir Next" w:eastAsia="Avenir Next"/>
+          <w:color w:val="1A1A1A"/>
+          <w:sz w:val="22"/>
+          <w:szCs w:val="21"/>
+        </w:rPr>
+        <w:t xml:space="preserve">.  27 × 2 = </w:t>
       </w:r>
       <w:r>
         <w:rPr>
@@ -875,26 +903,7 @@
         <w:rPr>
           <w:rFonts w:ascii="Avenir Next" w:hAnsi="Avenir Next" w:cs="Avenir Next" w:eastAsia="Avenir Next"/>
           <w:color w:val="1A1A1A"/>
-          <w:sz w:val="21"/>
-          <w:szCs w:val="21"/>
-        </w:rPr>
-        <w:t xml:space="preserve">.  27 × 2 = </w:t>
-      </w:r>
-      <w:r>
-        <w:rPr>
-          <w:rFonts w:ascii="Avenir Next" w:hAnsi="Avenir Next" w:cs="Avenir Next" w:eastAsia="Avenir Next"/>
-          <w:color w:val="1A1A1A"/>
-          <w:sz w:val="21"/>
-          <w:szCs w:val="21"/>
-          <w:u w:val="single"/>
-        </w:rPr>
-        <w:t xml:space="preserve">                </w:t>
-      </w:r>
-      <w:r>
-        <w:rPr>
-          <w:rFonts w:ascii="Avenir Next" w:hAnsi="Avenir Next" w:cs="Avenir Next" w:eastAsia="Avenir Next"/>
-          <w:color w:val="1A1A1A"/>
-          <w:sz w:val="21"/>
+          <w:sz w:val="22"/>
           <w:szCs w:val="21"/>
         </w:rPr>
         <w:t xml:space="preserve">.</w:t>
@@ -914,25 +923,25 @@
           <w:rFonts w:ascii="Avenir Next" w:hAnsi="Avenir Next" w:cs="Avenir Next" w:eastAsia="Avenir Next"/>
           <w:b/>
           <w:color w:val="003A70"/>
+          <w:sz w:val="22"/>
+          <w:szCs w:val="18"/>
+        </w:rPr>
+        <w:t xml:space="preserve">Step 3</w:t>
+      </w:r>
+      <w:r>
+        <w:rPr>
+          <w:rFonts w:ascii="Avenir Next" w:hAnsi="Avenir Next" w:cs="Avenir Next" w:eastAsia="Avenir Next"/>
+          <w:color w:val="1A1A1A"/>
           <w:sz w:val="18"/>
           <w:szCs w:val="18"/>
         </w:rPr>
-        <w:t xml:space="preserve">Step 3</w:t>
-      </w:r>
-      <w:r>
-        <w:rPr>
-          <w:rFonts w:ascii="Avenir Next" w:hAnsi="Avenir Next" w:cs="Avenir Next" w:eastAsia="Avenir Next"/>
-          <w:color w:val="1A1A1A"/>
-          <w:sz w:val="18"/>
-          <w:szCs w:val="18"/>
-        </w:rPr>
         <w:tab/>
       </w:r>
       <w:r>
         <w:rPr>
           <w:rFonts w:ascii="Avenir Next" w:hAnsi="Avenir Next" w:cs="Avenir Next" w:eastAsia="Avenir Next"/>
           <w:color w:val="1A1A1A"/>
-          <w:sz w:val="21"/>
+          <w:sz w:val="22"/>
           <w:szCs w:val="21"/>
         </w:rPr>
         <w:t xml:space="preserve">270 + 54 = </w:t>
@@ -1005,25 +1014,25 @@
           <w:rFonts w:ascii="Avenir Next" w:hAnsi="Avenir Next" w:cs="Avenir Next" w:eastAsia="Avenir Next"/>
           <w:b/>
           <w:color w:val="003A70"/>
+          <w:sz w:val="22"/>
+          <w:szCs w:val="18"/>
+        </w:rPr>
+        <w:t xml:space="preserve">Step 1</w:t>
+      </w:r>
+      <w:r>
+        <w:rPr>
+          <w:rFonts w:ascii="Avenir Next" w:hAnsi="Avenir Next" w:cs="Avenir Next" w:eastAsia="Avenir Next"/>
+          <w:color w:val="1A1A1A"/>
           <w:sz w:val="18"/>
           <w:szCs w:val="18"/>
         </w:rPr>
-        <w:t xml:space="preserve">Step 1</w:t>
-      </w:r>
-      <w:r>
-        <w:rPr>
-          <w:rFonts w:ascii="Avenir Next" w:hAnsi="Avenir Next" w:cs="Avenir Next" w:eastAsia="Avenir Next"/>
-          <w:color w:val="1A1A1A"/>
-          <w:sz w:val="18"/>
-          <w:szCs w:val="18"/>
-        </w:rPr>
         <w:tab/>
       </w:r>
       <w:r>
         <w:rPr>
           <w:rFonts w:ascii="Avenir Next" w:hAnsi="Avenir Next" w:cs="Avenir Next" w:eastAsia="Avenir Next"/>
           <w:color w:val="1A1A1A"/>
-          <w:sz w:val="21"/>
+          <w:sz w:val="22"/>
           <w:szCs w:val="21"/>
         </w:rPr>
         <w:t xml:space="preserve">16 = 10 + </w:t>
@@ -1053,28 +1062,47 @@
           <w:rFonts w:ascii="Avenir Next" w:hAnsi="Avenir Next" w:cs="Avenir Next" w:eastAsia="Avenir Next"/>
           <w:b/>
           <w:color w:val="003A70"/>
+          <w:sz w:val="22"/>
+          <w:szCs w:val="18"/>
+        </w:rPr>
+        <w:t xml:space="preserve">Step 2</w:t>
+      </w:r>
+      <w:r>
+        <w:rPr>
+          <w:rFonts w:ascii="Avenir Next" w:hAnsi="Avenir Next" w:cs="Avenir Next" w:eastAsia="Avenir Next"/>
+          <w:color w:val="1A1A1A"/>
           <w:sz w:val="18"/>
           <w:szCs w:val="18"/>
         </w:rPr>
-        <w:t xml:space="preserve">Step 2</w:t>
-      </w:r>
-      <w:r>
-        <w:rPr>
-          <w:rFonts w:ascii="Avenir Next" w:hAnsi="Avenir Next" w:cs="Avenir Next" w:eastAsia="Avenir Next"/>
-          <w:color w:val="1A1A1A"/>
-          <w:sz w:val="18"/>
-          <w:szCs w:val="18"/>
-        </w:rPr>
         <w:tab/>
       </w:r>
       <w:r>
         <w:rPr>
           <w:rFonts w:ascii="Avenir Next" w:hAnsi="Avenir Next" w:cs="Avenir Next" w:eastAsia="Avenir Next"/>
           <w:color w:val="1A1A1A"/>
+          <w:sz w:val="22"/>
+          <w:szCs w:val="21"/>
+        </w:rPr>
+        <w:t xml:space="preserve">34 × 10 = </w:t>
+      </w:r>
+      <w:r>
+        <w:rPr>
+          <w:rFonts w:ascii="Avenir Next" w:hAnsi="Avenir Next" w:cs="Avenir Next" w:eastAsia="Avenir Next"/>
+          <w:color w:val="1A1A1A"/>
           <w:sz w:val="21"/>
           <w:szCs w:val="21"/>
-        </w:rPr>
-        <w:t xml:space="preserve">34 × 10 = </w:t>
+          <w:u w:val="single"/>
+        </w:rPr>
+        <w:t xml:space="preserve">                </w:t>
+      </w:r>
+      <w:r>
+        <w:rPr>
+          <w:rFonts w:ascii="Avenir Next" w:hAnsi="Avenir Next" w:cs="Avenir Next" w:eastAsia="Avenir Next"/>
+          <w:color w:val="1A1A1A"/>
+          <w:sz w:val="22"/>
+          <w:szCs w:val="21"/>
+        </w:rPr>
+        <w:t xml:space="preserve">.  34 × 6 = </w:t>
       </w:r>
       <w:r>
         <w:rPr>
@@ -1090,26 +1118,7 @@
         <w:rPr>
           <w:rFonts w:ascii="Avenir Next" w:hAnsi="Avenir Next" w:cs="Avenir Next" w:eastAsia="Avenir Next"/>
           <w:color w:val="1A1A1A"/>
-          <w:sz w:val="21"/>
-          <w:szCs w:val="21"/>
-        </w:rPr>
-        <w:t xml:space="preserve">.  34 × 6 = </w:t>
-      </w:r>
-      <w:r>
-        <w:rPr>
-          <w:rFonts w:ascii="Avenir Next" w:hAnsi="Avenir Next" w:cs="Avenir Next" w:eastAsia="Avenir Next"/>
-          <w:color w:val="1A1A1A"/>
-          <w:sz w:val="21"/>
-          <w:szCs w:val="21"/>
-          <w:u w:val="single"/>
-        </w:rPr>
-        <w:t xml:space="preserve">                </w:t>
-      </w:r>
-      <w:r>
-        <w:rPr>
-          <w:rFonts w:ascii="Avenir Next" w:hAnsi="Avenir Next" w:cs="Avenir Next" w:eastAsia="Avenir Next"/>
-          <w:color w:val="1A1A1A"/>
-          <w:sz w:val="21"/>
+          <w:sz w:val="22"/>
           <w:szCs w:val="21"/>
         </w:rPr>
         <w:t xml:space="preserve">.</w:t>
@@ -1129,35 +1138,35 @@
           <w:rFonts w:ascii="Avenir Next" w:hAnsi="Avenir Next" w:cs="Avenir Next" w:eastAsia="Avenir Next"/>
           <w:b/>
           <w:color w:val="003A70"/>
+          <w:sz w:val="22"/>
+          <w:szCs w:val="18"/>
+        </w:rPr>
+        <w:t xml:space="preserve">Step 3</w:t>
+      </w:r>
+      <w:r>
+        <w:rPr>
+          <w:rFonts w:ascii="Avenir Next" w:hAnsi="Avenir Next" w:cs="Avenir Next" w:eastAsia="Avenir Next"/>
+          <w:color w:val="1A1A1A"/>
           <w:sz w:val="18"/>
           <w:szCs w:val="18"/>
         </w:rPr>
-        <w:t xml:space="preserve">Step 3</w:t>
-      </w:r>
-      <w:r>
-        <w:rPr>
-          <w:rFonts w:ascii="Avenir Next" w:hAnsi="Avenir Next" w:cs="Avenir Next" w:eastAsia="Avenir Next"/>
-          <w:color w:val="1A1A1A"/>
-          <w:sz w:val="18"/>
-          <w:szCs w:val="18"/>
-        </w:rPr>
         <w:tab/>
       </w:r>
       <w:r>
         <w:rPr>
           <w:rFonts w:ascii="Avenir Next" w:hAnsi="Avenir Next" w:cs="Avenir Next" w:eastAsia="Avenir Next"/>
           <w:color w:val="1A1A1A"/>
+          <w:sz w:val="22"/>
+          <w:szCs w:val="21"/>
+        </w:rPr>
+        <w:t xml:space="preserve">340 + 204 = </w:t>
+      </w:r>
+      <w:r>
+        <w:rPr>
+          <w:rFonts w:ascii="Avenir Next" w:hAnsi="Avenir Next" w:cs="Avenir Next" w:eastAsia="Avenir Next"/>
+          <w:color w:val="1A1A1A"/>
           <w:sz w:val="21"/>
           <w:szCs w:val="21"/>
-        </w:rPr>
-        <w:t xml:space="preserve">340 + 204 = </w:t>
-      </w:r>
-      <w:r>
-        <w:rPr>
-          <w:rFonts w:ascii="Avenir Next" w:hAnsi="Avenir Next" w:cs="Avenir Next" w:eastAsia="Avenir Next"/>
-          <w:color w:val="1A1A1A"/>
-          <w:sz w:val="21"/>
-          <w:szCs w:val="21"/>
           <w:u w:val="single"/>
         </w:rPr>
         <w:t xml:space="preserve">                </w:t>
@@ -1170,6 +1179,7 @@
     </w:p>
     <w:p>
       <w:pPr>
+        <w:pStyle w:val="Heading2"/>
         <w:keepNext/>
         <w:pBdr>
           <w:bottom w:val="single" w:sz="8" w:space="3" w:color="003A70"/>
@@ -1185,7 +1195,7 @@
           <w:b/>
           <w:color w:val="003A70"/>
           <w:spacing w:val="14"/>
-          <w:sz w:val="19"/>
+          <w:sz w:val="22"/>
           <w:szCs w:val="19"/>
         </w:rPr>
         <w:t xml:space="preserve">YOUR TURN</w:t>
@@ -1204,7 +1214,7 @@
           <w:rFonts w:ascii="Avenir Next" w:hAnsi="Avenir Next" w:cs="Avenir Next" w:eastAsia="Avenir Next"/>
           <w:i/>
           <w:color w:val="5A5F66"/>
-          <w:sz w:val="17"/>
+          <w:sz w:val="22"/>
           <w:szCs w:val="17"/>
         </w:rPr>
         <w:t xml:space="preserve">use the steps on your own</w:t>
@@ -1376,7 +1386,7 @@
                       <w:szCs w:val="22"/>
                       <w:u w:val="single"/>
                     </w:rPr>
-                    <w:t xml:space="preserve">      </w:t>
+                    <w:t xml:space="preserve">          </w:t>
                   </w:r>
                 </w:p>
               </w:tc>
@@ -1438,7 +1448,7 @@
                       <w:szCs w:val="22"/>
                       <w:u w:val="single"/>
                     </w:rPr>
-                    <w:t xml:space="preserve">      </w:t>
+                    <w:t xml:space="preserve">          </w:t>
                   </w:r>
                 </w:p>
               </w:tc>
@@ -1500,7 +1510,7 @@
                       <w:szCs w:val="22"/>
                       <w:u w:val="single"/>
                     </w:rPr>
-                    <w:t xml:space="preserve">      </w:t>
+                    <w:t xml:space="preserve">          </w:t>
                   </w:r>
                 </w:p>
               </w:tc>
@@ -1568,7 +1578,7 @@
                       <w:szCs w:val="22"/>
                       <w:u w:val="single"/>
                     </w:rPr>
-                    <w:t xml:space="preserve">      </w:t>
+                    <w:t xml:space="preserve">          </w:t>
                   </w:r>
                 </w:p>
               </w:tc>
@@ -1630,7 +1640,7 @@
                       <w:szCs w:val="22"/>
                       <w:u w:val="single"/>
                     </w:rPr>
-                    <w:t xml:space="preserve">      </w:t>
+                    <w:t xml:space="preserve">          </w:t>
                   </w:r>
                 </w:p>
               </w:tc>
@@ -1692,7 +1702,7 @@
                       <w:szCs w:val="22"/>
                       <w:u w:val="single"/>
                     </w:rPr>
-                    <w:t xml:space="preserve">      </w:t>
+                    <w:t xml:space="preserve">          </w:t>
                   </w:r>
                 </w:p>
               </w:tc>
@@ -1724,7 +1734,7 @@
           <w:caps/>
           <w:color w:val="003A70"/>
           <w:spacing w:val="12"/>
-          <w:sz w:val="19"/>
+          <w:sz w:val="22"/>
           <w:szCs w:val="19"/>
         </w:rPr>
         <w:t xml:space="preserve">Lesson 9-4  ·  Session 1  ·  Prerequisite Practice A  ·  Skill 2 of 2</w:t>
@@ -1732,6 +1742,7 @@
     </w:p>
     <w:p>
       <w:pPr>
+        <w:pStyle w:val="Heading1"/>
         <w:keepNext/>
         <w:spacing w:before="0" w:after="10" w:line="240" w:lineRule="auto"/>
       </w:pPr>
@@ -1757,7 +1768,7 @@
         <w:rPr>
           <w:rFonts w:ascii="Avenir Next" w:hAnsi="Avenir Next" w:cs="Avenir Next" w:eastAsia="Avenir Next"/>
           <w:color w:val="5A5F66"/>
-          <w:sz w:val="17"/>
+          <w:sz w:val="22"/>
           <w:szCs w:val="17"/>
         </w:rPr>
         <w:t xml:space="preserve">Builds on Grade 5 · 5.OA.A.1</w:t>
@@ -1800,6 +1811,7 @@
           </w:tcPr>
           <w:p>
             <w:pPr>
+              <w:pStyle w:val="Heading2"/>
               <w:spacing w:before="0" w:after="0" w:line="252" w:lineRule="auto"/>
             </w:pPr>
             <w:r>
@@ -1829,7 +1841,7 @@
               <w:rPr>
                 <w:rFonts w:ascii="Avenir Next" w:hAnsi="Avenir Next" w:cs="Avenir Next" w:eastAsia="Avenir Next"/>
                 <w:color w:val="1A1A1A"/>
-                <w:sz w:val="20"/>
+                <w:sz w:val="22"/>
                 <w:szCs w:val="20"/>
               </w:rPr>
               <w:t xml:space="preserve">You will find 14 × 6 + 25 for a 6-hour rental.</w:t>
@@ -1849,6 +1861,7 @@
           </w:tcPr>
           <w:p>
             <w:pPr>
+              <w:pStyle w:val="Heading2"/>
               <w:spacing w:before="0" w:after="0" w:line="252" w:lineRule="auto"/>
             </w:pPr>
             <w:r>
@@ -1878,7 +1891,7 @@
               <w:rPr>
                 <w:rFonts w:ascii="Avenir Next" w:hAnsi="Avenir Next" w:cs="Avenir Next" w:eastAsia="Avenir Next"/>
                 <w:color w:val="1A1A1A"/>
-                <w:sz w:val="20"/>
+                <w:sz w:val="22"/>
                 <w:szCs w:val="20"/>
               </w:rPr>
               <w:t xml:space="preserve">Find a value like 12 × 7 + 30: multiply first, then add.  </w:t>
@@ -1888,7 +1901,7 @@
                 <w:rFonts w:ascii="Avenir Next" w:hAnsi="Avenir Next" w:cs="Avenir Next" w:eastAsia="Avenir Next"/>
                 <w:b/>
                 <w:color w:val="1A1A1A"/>
-                <w:sz w:val="20"/>
+                <w:sz w:val="22"/>
                 <w:szCs w:val="20"/>
               </w:rPr>
               <w:t xml:space="preserve">You will use it in Practice Form A, problems 1, 7, and 8.</w:t>
@@ -1899,6 +1912,7 @@
     </w:tbl>
     <w:p>
       <w:pPr>
+        <w:pStyle w:val="Heading2"/>
         <w:keepNext/>
         <w:pBdr>
           <w:bottom w:val="single" w:sz="8" w:space="3" w:color="003A70"/>
@@ -1914,7 +1928,7 @@
           <w:b/>
           <w:color w:val="003A70"/>
           <w:spacing w:val="14"/>
-          <w:sz w:val="19"/>
+          <w:sz w:val="22"/>
           <w:szCs w:val="19"/>
         </w:rPr>
         <w:t xml:space="preserve">STEPS TO FOLLOW</w:t>
@@ -1933,7 +1947,7 @@
           <w:rFonts w:ascii="Avenir Next" w:hAnsi="Avenir Next" w:cs="Avenir Next" w:eastAsia="Avenir Next"/>
           <w:i/>
           <w:color w:val="5A5F66"/>
-          <w:sz w:val="17"/>
+          <w:sz w:val="22"/>
           <w:szCs w:val="17"/>
         </w:rPr>
         <w:t xml:space="preserve">use these same steps on every problem</w:t>
@@ -1975,6 +1989,7 @@
           </w:tcPr>
           <w:p>
             <w:pPr>
+              <w:pStyle w:val="Heading1"/>
               <w:spacing w:before="0" w:after="0" w:line="240" w:lineRule="auto"/>
               <w:jc w:val="center"/>
             </w:pPr>
@@ -2003,7 +2018,7 @@
               <w:rPr>
                 <w:rFonts w:ascii="Avenir Next" w:hAnsi="Avenir Next" w:cs="Avenir Next" w:eastAsia="Avenir Next"/>
                 <w:color w:val="1A1A1A"/>
-                <w:sz w:val="21"/>
+                <w:sz w:val="22"/>
                 <w:szCs w:val="21"/>
               </w:rPr>
               <w:t xml:space="preserve">Do the work in </w:t>
@@ -2013,7 +2028,7 @@
                 <w:rFonts w:ascii="Avenir Next" w:hAnsi="Avenir Next" w:cs="Avenir Next" w:eastAsia="Avenir Next"/>
                 <w:b/>
                 <w:color w:val="1A1A1A"/>
-                <w:sz w:val="21"/>
+                <w:sz w:val="22"/>
                 <w:szCs w:val="21"/>
               </w:rPr>
               <w:t xml:space="preserve">parentheses</w:t>
@@ -2022,7 +2037,7 @@
               <w:rPr>
                 <w:rFonts w:ascii="Avenir Next" w:hAnsi="Avenir Next" w:cs="Avenir Next" w:eastAsia="Avenir Next"/>
                 <w:color w:val="1A1A1A"/>
-                <w:sz w:val="21"/>
+                <w:sz w:val="22"/>
                 <w:szCs w:val="21"/>
               </w:rPr>
               <w:t xml:space="preserve"> first, if there are any.</w:t>
@@ -2041,6 +2056,7 @@
           </w:tcPr>
           <w:p>
             <w:pPr>
+              <w:pStyle w:val="Heading1"/>
               <w:spacing w:before="0" w:after="0" w:line="240" w:lineRule="auto"/>
               <w:jc w:val="center"/>
             </w:pPr>
@@ -2070,7 +2086,7 @@
                 <w:rFonts w:ascii="Avenir Next" w:hAnsi="Avenir Next" w:cs="Avenir Next" w:eastAsia="Avenir Next"/>
                 <w:b/>
                 <w:color w:val="1A1A1A"/>
-                <w:sz w:val="21"/>
+                <w:sz w:val="22"/>
                 <w:szCs w:val="21"/>
               </w:rPr>
               <w:t xml:space="preserve">Multiply</w:t>
@@ -2079,7 +2095,7 @@
               <w:rPr>
                 <w:rFonts w:ascii="Avenir Next" w:hAnsi="Avenir Next" w:cs="Avenir Next" w:eastAsia="Avenir Next"/>
                 <w:color w:val="1A1A1A"/>
-                <w:sz w:val="21"/>
+                <w:sz w:val="22"/>
                 <w:szCs w:val="21"/>
               </w:rPr>
               <w:t xml:space="preserve"> or divide next.</w:t>
@@ -2098,6 +2114,7 @@
           </w:tcPr>
           <w:p>
             <w:pPr>
+              <w:pStyle w:val="Heading1"/>
               <w:spacing w:before="0" w:after="0" w:line="240" w:lineRule="auto"/>
               <w:jc w:val="center"/>
             </w:pPr>
@@ -2127,7 +2144,7 @@
                 <w:rFonts w:ascii="Avenir Next" w:hAnsi="Avenir Next" w:cs="Avenir Next" w:eastAsia="Avenir Next"/>
                 <w:b/>
                 <w:color w:val="1A1A1A"/>
-                <w:sz w:val="21"/>
+                <w:sz w:val="22"/>
                 <w:szCs w:val="21"/>
               </w:rPr>
               <w:t xml:space="preserve">Add</w:t>
@@ -2136,7 +2153,7 @@
               <w:rPr>
                 <w:rFonts w:ascii="Avenir Next" w:hAnsi="Avenir Next" w:cs="Avenir Next" w:eastAsia="Avenir Next"/>
                 <w:color w:val="1A1A1A"/>
-                <w:sz w:val="21"/>
+                <w:sz w:val="22"/>
                 <w:szCs w:val="21"/>
               </w:rPr>
               <w:t xml:space="preserve"> or subtract last.</w:t>
@@ -2147,6 +2164,7 @@
     </w:tbl>
     <w:p>
       <w:pPr>
+        <w:pStyle w:val="Heading2"/>
         <w:keepNext/>
         <w:pBdr>
           <w:bottom w:val="single" w:sz="8" w:space="3" w:color="003A70"/>
@@ -2162,7 +2180,7 @@
           <w:b/>
           <w:color w:val="003A70"/>
           <w:spacing w:val="14"/>
-          <w:sz w:val="19"/>
+          <w:sz w:val="22"/>
           <w:szCs w:val="19"/>
         </w:rPr>
         <w:t xml:space="preserve">WATCH ME</w:t>
@@ -2181,7 +2199,7 @@
           <w:rFonts w:ascii="Avenir Next" w:hAnsi="Avenir Next" w:cs="Avenir Next" w:eastAsia="Avenir Next"/>
           <w:i/>
           <w:color w:val="5A5F66"/>
-          <w:sz w:val="17"/>
+          <w:sz w:val="22"/>
           <w:szCs w:val="17"/>
         </w:rPr>
         <w:t xml:space="preserve">the steps in action</w:t>
@@ -2196,7 +2214,7 @@
           <w:rFonts w:ascii="Avenir Next" w:hAnsi="Avenir Next" w:cs="Avenir Next" w:eastAsia="Avenir Next"/>
           <w:b/>
           <w:color w:val="1A1A1A"/>
-          <w:sz w:val="21"/>
+          <w:sz w:val="22"/>
           <w:szCs w:val="21"/>
         </w:rPr>
         <w:t xml:space="preserve">3 × 25 + 20</w:t>
@@ -2215,25 +2233,25 @@
           <w:rFonts w:ascii="Avenir Next" w:hAnsi="Avenir Next" w:cs="Avenir Next" w:eastAsia="Avenir Next"/>
           <w:b/>
           <w:color w:val="003A70"/>
+          <w:sz w:val="22"/>
+          <w:szCs w:val="19"/>
+        </w:rPr>
+        <w:t xml:space="preserve">Step 1</w:t>
+      </w:r>
+      <w:r>
+        <w:rPr>
+          <w:rFonts w:ascii="Avenir Next" w:hAnsi="Avenir Next" w:cs="Avenir Next" w:eastAsia="Avenir Next"/>
+          <w:color w:val="1A1A1A"/>
           <w:sz w:val="19"/>
           <w:szCs w:val="19"/>
         </w:rPr>
-        <w:t xml:space="preserve">Step 1</w:t>
-      </w:r>
-      <w:r>
-        <w:rPr>
-          <w:rFonts w:ascii="Avenir Next" w:hAnsi="Avenir Next" w:cs="Avenir Next" w:eastAsia="Avenir Next"/>
-          <w:color w:val="1A1A1A"/>
-          <w:sz w:val="19"/>
-          <w:szCs w:val="19"/>
-        </w:rPr>
         <w:tab/>
       </w:r>
       <w:r>
         <w:rPr>
           <w:rFonts w:ascii="Avenir Next" w:hAnsi="Avenir Next" w:cs="Avenir Next" w:eastAsia="Avenir Next"/>
           <w:color w:val="1A1A1A"/>
-          <w:sz w:val="21"/>
+          <w:sz w:val="22"/>
           <w:szCs w:val="21"/>
         </w:rPr>
         <w:t xml:space="preserve">No parentheses.</w:t>
@@ -2252,25 +2270,25 @@
           <w:rFonts w:ascii="Avenir Next" w:hAnsi="Avenir Next" w:cs="Avenir Next" w:eastAsia="Avenir Next"/>
           <w:b/>
           <w:color w:val="003A70"/>
+          <w:sz w:val="22"/>
+          <w:szCs w:val="19"/>
+        </w:rPr>
+        <w:t xml:space="preserve">Step 2</w:t>
+      </w:r>
+      <w:r>
+        <w:rPr>
+          <w:rFonts w:ascii="Avenir Next" w:hAnsi="Avenir Next" w:cs="Avenir Next" w:eastAsia="Avenir Next"/>
+          <w:color w:val="1A1A1A"/>
           <w:sz w:val="19"/>
           <w:szCs w:val="19"/>
         </w:rPr>
-        <w:t xml:space="preserve">Step 2</w:t>
-      </w:r>
-      <w:r>
-        <w:rPr>
-          <w:rFonts w:ascii="Avenir Next" w:hAnsi="Avenir Next" w:cs="Avenir Next" w:eastAsia="Avenir Next"/>
-          <w:color w:val="1A1A1A"/>
-          <w:sz w:val="19"/>
-          <w:szCs w:val="19"/>
-        </w:rPr>
         <w:tab/>
       </w:r>
       <w:r>
         <w:rPr>
           <w:rFonts w:ascii="Avenir Next" w:hAnsi="Avenir Next" w:cs="Avenir Next" w:eastAsia="Avenir Next"/>
           <w:color w:val="1A1A1A"/>
-          <w:sz w:val="21"/>
+          <w:sz w:val="22"/>
           <w:szCs w:val="21"/>
         </w:rPr>
         <w:t xml:space="preserve">3 × 25 = 75</w:t>
@@ -2289,25 +2307,25 @@
           <w:rFonts w:ascii="Avenir Next" w:hAnsi="Avenir Next" w:cs="Avenir Next" w:eastAsia="Avenir Next"/>
           <w:b/>
           <w:color w:val="003A70"/>
+          <w:sz w:val="22"/>
+          <w:szCs w:val="19"/>
+        </w:rPr>
+        <w:t xml:space="preserve">Step 3</w:t>
+      </w:r>
+      <w:r>
+        <w:rPr>
+          <w:rFonts w:ascii="Avenir Next" w:hAnsi="Avenir Next" w:cs="Avenir Next" w:eastAsia="Avenir Next"/>
+          <w:color w:val="1A1A1A"/>
           <w:sz w:val="19"/>
           <w:szCs w:val="19"/>
         </w:rPr>
-        <w:t xml:space="preserve">Step 3</w:t>
-      </w:r>
-      <w:r>
-        <w:rPr>
-          <w:rFonts w:ascii="Avenir Next" w:hAnsi="Avenir Next" w:cs="Avenir Next" w:eastAsia="Avenir Next"/>
-          <w:color w:val="1A1A1A"/>
-          <w:sz w:val="19"/>
-          <w:szCs w:val="19"/>
-        </w:rPr>
         <w:tab/>
       </w:r>
       <w:r>
         <w:rPr>
           <w:rFonts w:ascii="Avenir Next" w:hAnsi="Avenir Next" w:cs="Avenir Next" w:eastAsia="Avenir Next"/>
           <w:color w:val="1A1A1A"/>
-          <w:sz w:val="21"/>
+          <w:sz w:val="22"/>
           <w:szCs w:val="21"/>
         </w:rPr>
         <w:t xml:space="preserve">75 + 20 = 95</w:t>
@@ -2326,18 +2344,18 @@
           <w:rFonts w:ascii="Avenir Next" w:hAnsi="Avenir Next" w:cs="Avenir Next" w:eastAsia="Avenir Next"/>
           <w:b/>
           <w:color w:val="1A1A1A"/>
+          <w:sz w:val="22"/>
+          <w:szCs w:val="21"/>
+        </w:rPr>
+        <w:t xml:space="preserve">Answer</w:t>
+      </w:r>
+      <w:r>
+        <w:rPr>
+          <w:rFonts w:ascii="Avenir Next" w:hAnsi="Avenir Next" w:cs="Avenir Next" w:eastAsia="Avenir Next"/>
+          <w:color w:val="1A1A1A"/>
           <w:sz w:val="21"/>
           <w:szCs w:val="21"/>
         </w:rPr>
-        <w:t xml:space="preserve">Answer</w:t>
-      </w:r>
-      <w:r>
-        <w:rPr>
-          <w:rFonts w:ascii="Avenir Next" w:hAnsi="Avenir Next" w:cs="Avenir Next" w:eastAsia="Avenir Next"/>
-          <w:color w:val="1A1A1A"/>
-          <w:sz w:val="21"/>
-          <w:szCs w:val="21"/>
-        </w:rPr>
         <w:tab/>
       </w:r>
       <w:r>
@@ -2345,7 +2363,7 @@
           <w:rFonts w:ascii="Avenir Next" w:hAnsi="Avenir Next" w:cs="Avenir Next" w:eastAsia="Avenir Next"/>
           <w:b/>
           <w:color w:val="1A1A1A"/>
-          <w:sz w:val="21"/>
+          <w:sz w:val="22"/>
           <w:szCs w:val="21"/>
         </w:rPr>
         <w:t xml:space="preserve">95</w:t>
@@ -2353,6 +2371,7 @@
     </w:p>
     <w:p>
       <w:pPr>
+        <w:pStyle w:val="Heading2"/>
         <w:keepNext/>
         <w:pBdr>
           <w:bottom w:val="single" w:sz="8" w:space="3" w:color="003A70"/>
@@ -2368,7 +2387,7 @@
           <w:b/>
           <w:color w:val="003A70"/>
           <w:spacing w:val="14"/>
-          <w:sz w:val="19"/>
+          <w:sz w:val="22"/>
           <w:szCs w:val="19"/>
         </w:rPr>
         <w:t xml:space="preserve">TRY IT WITH HELP</w:t>
@@ -2387,7 +2406,7 @@
           <w:rFonts w:ascii="Avenir Next" w:hAnsi="Avenir Next" w:cs="Avenir Next" w:eastAsia="Avenir Next"/>
           <w:i/>
           <w:color w:val="5A5F66"/>
-          <w:sz w:val="17"/>
+          <w:sz w:val="22"/>
           <w:szCs w:val="17"/>
         </w:rPr>
         <w:t xml:space="preserve">fill in each step</w:t>
@@ -2445,25 +2464,25 @@
           <w:rFonts w:ascii="Avenir Next" w:hAnsi="Avenir Next" w:cs="Avenir Next" w:eastAsia="Avenir Next"/>
           <w:b/>
           <w:color w:val="003A70"/>
+          <w:sz w:val="22"/>
+          <w:szCs w:val="18"/>
+        </w:rPr>
+        <w:t xml:space="preserve">Step 1</w:t>
+      </w:r>
+      <w:r>
+        <w:rPr>
+          <w:rFonts w:ascii="Avenir Next" w:hAnsi="Avenir Next" w:cs="Avenir Next" w:eastAsia="Avenir Next"/>
+          <w:color w:val="1A1A1A"/>
           <w:sz w:val="18"/>
           <w:szCs w:val="18"/>
         </w:rPr>
-        <w:t xml:space="preserve">Step 1</w:t>
-      </w:r>
-      <w:r>
-        <w:rPr>
-          <w:rFonts w:ascii="Avenir Next" w:hAnsi="Avenir Next" w:cs="Avenir Next" w:eastAsia="Avenir Next"/>
-          <w:color w:val="1A1A1A"/>
-          <w:sz w:val="18"/>
-          <w:szCs w:val="18"/>
-        </w:rPr>
         <w:tab/>
       </w:r>
       <w:r>
         <w:rPr>
           <w:rFonts w:ascii="Avenir Next" w:hAnsi="Avenir Next" w:cs="Avenir Next" w:eastAsia="Avenir Next"/>
           <w:color w:val="1A1A1A"/>
-          <w:sz w:val="21"/>
+          <w:sz w:val="22"/>
           <w:szCs w:val="21"/>
         </w:rPr>
         <w:t xml:space="preserve">Parentheses? </w:t>
@@ -2493,25 +2512,25 @@
           <w:rFonts w:ascii="Avenir Next" w:hAnsi="Avenir Next" w:cs="Avenir Next" w:eastAsia="Avenir Next"/>
           <w:b/>
           <w:color w:val="003A70"/>
+          <w:sz w:val="22"/>
+          <w:szCs w:val="18"/>
+        </w:rPr>
+        <w:t xml:space="preserve">Step 2</w:t>
+      </w:r>
+      <w:r>
+        <w:rPr>
+          <w:rFonts w:ascii="Avenir Next" w:hAnsi="Avenir Next" w:cs="Avenir Next" w:eastAsia="Avenir Next"/>
+          <w:color w:val="1A1A1A"/>
           <w:sz w:val="18"/>
           <w:szCs w:val="18"/>
         </w:rPr>
-        <w:t xml:space="preserve">Step 2</w:t>
-      </w:r>
-      <w:r>
-        <w:rPr>
-          <w:rFonts w:ascii="Avenir Next" w:hAnsi="Avenir Next" w:cs="Avenir Next" w:eastAsia="Avenir Next"/>
-          <w:color w:val="1A1A1A"/>
-          <w:sz w:val="18"/>
-          <w:szCs w:val="18"/>
-        </w:rPr>
         <w:tab/>
       </w:r>
       <w:r>
         <w:rPr>
           <w:rFonts w:ascii="Avenir Next" w:hAnsi="Avenir Next" w:cs="Avenir Next" w:eastAsia="Avenir Next"/>
           <w:color w:val="1A1A1A"/>
-          <w:sz w:val="21"/>
+          <w:sz w:val="22"/>
           <w:szCs w:val="21"/>
         </w:rPr>
         <w:t xml:space="preserve">9 × 5 = </w:t>
@@ -2541,25 +2560,25 @@
           <w:rFonts w:ascii="Avenir Next" w:hAnsi="Avenir Next" w:cs="Avenir Next" w:eastAsia="Avenir Next"/>
           <w:b/>
           <w:color w:val="003A70"/>
+          <w:sz w:val="22"/>
+          <w:szCs w:val="18"/>
+        </w:rPr>
+        <w:t xml:space="preserve">Step 3</w:t>
+      </w:r>
+      <w:r>
+        <w:rPr>
+          <w:rFonts w:ascii="Avenir Next" w:hAnsi="Avenir Next" w:cs="Avenir Next" w:eastAsia="Avenir Next"/>
+          <w:color w:val="1A1A1A"/>
           <w:sz w:val="18"/>
           <w:szCs w:val="18"/>
         </w:rPr>
-        <w:t xml:space="preserve">Step 3</w:t>
-      </w:r>
-      <w:r>
-        <w:rPr>
-          <w:rFonts w:ascii="Avenir Next" w:hAnsi="Avenir Next" w:cs="Avenir Next" w:eastAsia="Avenir Next"/>
-          <w:color w:val="1A1A1A"/>
-          <w:sz w:val="18"/>
-          <w:szCs w:val="18"/>
-        </w:rPr>
         <w:tab/>
       </w:r>
       <w:r>
         <w:rPr>
           <w:rFonts w:ascii="Avenir Next" w:hAnsi="Avenir Next" w:cs="Avenir Next" w:eastAsia="Avenir Next"/>
           <w:color w:val="1A1A1A"/>
-          <w:sz w:val="21"/>
+          <w:sz w:val="22"/>
           <w:szCs w:val="21"/>
         </w:rPr>
         <w:t xml:space="preserve">45 + 12 = </w:t>
@@ -2632,25 +2651,25 @@
           <w:rFonts w:ascii="Avenir Next" w:hAnsi="Avenir Next" w:cs="Avenir Next" w:eastAsia="Avenir Next"/>
           <w:b/>
           <w:color w:val="003A70"/>
+          <w:sz w:val="22"/>
+          <w:szCs w:val="18"/>
+        </w:rPr>
+        <w:t xml:space="preserve">Step 1</w:t>
+      </w:r>
+      <w:r>
+        <w:rPr>
+          <w:rFonts w:ascii="Avenir Next" w:hAnsi="Avenir Next" w:cs="Avenir Next" w:eastAsia="Avenir Next"/>
+          <w:color w:val="1A1A1A"/>
           <w:sz w:val="18"/>
           <w:szCs w:val="18"/>
         </w:rPr>
-        <w:t xml:space="preserve">Step 1</w:t>
-      </w:r>
-      <w:r>
-        <w:rPr>
-          <w:rFonts w:ascii="Avenir Next" w:hAnsi="Avenir Next" w:cs="Avenir Next" w:eastAsia="Avenir Next"/>
-          <w:color w:val="1A1A1A"/>
-          <w:sz w:val="18"/>
-          <w:szCs w:val="18"/>
-        </w:rPr>
         <w:tab/>
       </w:r>
       <w:r>
         <w:rPr>
           <w:rFonts w:ascii="Avenir Next" w:hAnsi="Avenir Next" w:cs="Avenir Next" w:eastAsia="Avenir Next"/>
           <w:color w:val="1A1A1A"/>
-          <w:sz w:val="21"/>
+          <w:sz w:val="22"/>
           <w:szCs w:val="21"/>
         </w:rPr>
         <w:t xml:space="preserve">Parentheses: 9 + 1 = </w:t>
@@ -2680,25 +2699,25 @@
           <w:rFonts w:ascii="Avenir Next" w:hAnsi="Avenir Next" w:cs="Avenir Next" w:eastAsia="Avenir Next"/>
           <w:b/>
           <w:color w:val="003A70"/>
+          <w:sz w:val="22"/>
+          <w:szCs w:val="18"/>
+        </w:rPr>
+        <w:t xml:space="preserve">Step 2</w:t>
+      </w:r>
+      <w:r>
+        <w:rPr>
+          <w:rFonts w:ascii="Avenir Next" w:hAnsi="Avenir Next" w:cs="Avenir Next" w:eastAsia="Avenir Next"/>
+          <w:color w:val="1A1A1A"/>
           <w:sz w:val="18"/>
           <w:szCs w:val="18"/>
         </w:rPr>
-        <w:t xml:space="preserve">Step 2</w:t>
-      </w:r>
-      <w:r>
-        <w:rPr>
-          <w:rFonts w:ascii="Avenir Next" w:hAnsi="Avenir Next" w:cs="Avenir Next" w:eastAsia="Avenir Next"/>
-          <w:color w:val="1A1A1A"/>
-          <w:sz w:val="18"/>
-          <w:szCs w:val="18"/>
-        </w:rPr>
         <w:tab/>
       </w:r>
       <w:r>
         <w:rPr>
           <w:rFonts w:ascii="Avenir Next" w:hAnsi="Avenir Next" w:cs="Avenir Next" w:eastAsia="Avenir Next"/>
           <w:color w:val="1A1A1A"/>
-          <w:sz w:val="21"/>
+          <w:sz w:val="22"/>
           <w:szCs w:val="21"/>
         </w:rPr>
         <w:t xml:space="preserve">2 × 10 = </w:t>
@@ -2728,35 +2747,35 @@
           <w:rFonts w:ascii="Avenir Next" w:hAnsi="Avenir Next" w:cs="Avenir Next" w:eastAsia="Avenir Next"/>
           <w:b/>
           <w:color w:val="003A70"/>
+          <w:sz w:val="22"/>
+          <w:szCs w:val="18"/>
+        </w:rPr>
+        <w:t xml:space="preserve">Step 3</w:t>
+      </w:r>
+      <w:r>
+        <w:rPr>
+          <w:rFonts w:ascii="Avenir Next" w:hAnsi="Avenir Next" w:cs="Avenir Next" w:eastAsia="Avenir Next"/>
+          <w:color w:val="1A1A1A"/>
           <w:sz w:val="18"/>
           <w:szCs w:val="18"/>
         </w:rPr>
-        <w:t xml:space="preserve">Step 3</w:t>
-      </w:r>
-      <w:r>
-        <w:rPr>
-          <w:rFonts w:ascii="Avenir Next" w:hAnsi="Avenir Next" w:cs="Avenir Next" w:eastAsia="Avenir Next"/>
-          <w:color w:val="1A1A1A"/>
-          <w:sz w:val="18"/>
-          <w:szCs w:val="18"/>
-        </w:rPr>
         <w:tab/>
       </w:r>
       <w:r>
         <w:rPr>
           <w:rFonts w:ascii="Avenir Next" w:hAnsi="Avenir Next" w:cs="Avenir Next" w:eastAsia="Avenir Next"/>
           <w:color w:val="1A1A1A"/>
+          <w:sz w:val="22"/>
+          <w:szCs w:val="21"/>
+        </w:rPr>
+        <w:t xml:space="preserve">Nothing to add. Answer: </w:t>
+      </w:r>
+      <w:r>
+        <w:rPr>
+          <w:rFonts w:ascii="Avenir Next" w:hAnsi="Avenir Next" w:cs="Avenir Next" w:eastAsia="Avenir Next"/>
+          <w:color w:val="1A1A1A"/>
           <w:sz w:val="21"/>
           <w:szCs w:val="21"/>
-        </w:rPr>
-        <w:t xml:space="preserve">Nothing to add. Answer: </w:t>
-      </w:r>
-      <w:r>
-        <w:rPr>
-          <w:rFonts w:ascii="Avenir Next" w:hAnsi="Avenir Next" w:cs="Avenir Next" w:eastAsia="Avenir Next"/>
-          <w:color w:val="1A1A1A"/>
-          <w:sz w:val="21"/>
-          <w:szCs w:val="21"/>
           <w:u w:val="single"/>
         </w:rPr>
         <w:t xml:space="preserve">                </w:t>
@@ -2769,6 +2788,7 @@
     </w:p>
     <w:p>
       <w:pPr>
+        <w:pStyle w:val="Heading2"/>
         <w:keepNext/>
         <w:pBdr>
           <w:bottom w:val="single" w:sz="8" w:space="3" w:color="003A70"/>
@@ -2784,7 +2804,7 @@
           <w:b/>
           <w:color w:val="003A70"/>
           <w:spacing w:val="14"/>
-          <w:sz w:val="19"/>
+          <w:sz w:val="22"/>
           <w:szCs w:val="19"/>
         </w:rPr>
         <w:t xml:space="preserve">YOUR TURN</w:t>
@@ -2803,7 +2823,7 @@
           <w:rFonts w:ascii="Avenir Next" w:hAnsi="Avenir Next" w:cs="Avenir Next" w:eastAsia="Avenir Next"/>
           <w:i/>
           <w:color w:val="5A5F66"/>
-          <w:sz w:val="17"/>
+          <w:sz w:val="22"/>
           <w:szCs w:val="17"/>
         </w:rPr>
         <w:t xml:space="preserve">use the steps on your own</w:t>
@@ -2975,7 +2995,7 @@
                       <w:szCs w:val="22"/>
                       <w:u w:val="single"/>
                     </w:rPr>
-                    <w:t xml:space="preserve">      </w:t>
+                    <w:t xml:space="preserve">          </w:t>
                   </w:r>
                 </w:p>
               </w:tc>
@@ -3037,7 +3057,7 @@
                       <w:szCs w:val="22"/>
                       <w:u w:val="single"/>
                     </w:rPr>
-                    <w:t xml:space="preserve">      </w:t>
+                    <w:t xml:space="preserve">          </w:t>
                   </w:r>
                 </w:p>
               </w:tc>
@@ -3099,7 +3119,7 @@
                       <w:szCs w:val="22"/>
                       <w:u w:val="single"/>
                     </w:rPr>
-                    <w:t xml:space="preserve">      </w:t>
+                    <w:t xml:space="preserve">          </w:t>
                   </w:r>
                 </w:p>
               </w:tc>
@@ -3167,7 +3187,7 @@
                       <w:szCs w:val="22"/>
                       <w:u w:val="single"/>
                     </w:rPr>
-                    <w:t xml:space="preserve">      </w:t>
+                    <w:t xml:space="preserve">          </w:t>
                   </w:r>
                 </w:p>
               </w:tc>
@@ -3229,7 +3249,7 @@
                       <w:szCs w:val="22"/>
                       <w:u w:val="single"/>
                     </w:rPr>
-                    <w:t xml:space="preserve">      </w:t>
+                    <w:t xml:space="preserve">          </w:t>
                   </w:r>
                 </w:p>
               </w:tc>
@@ -3291,7 +3311,7 @@
                       <w:szCs w:val="22"/>
                       <w:u w:val="single"/>
                     </w:rPr>
-                    <w:t xml:space="preserve">      </w:t>
+                    <w:t xml:space="preserve">          </w:t>
                   </w:r>
                 </w:p>
               </w:tc>
@@ -3312,6 +3332,7 @@
     </w:p>
     <w:p>
       <w:pPr>
+        <w:pStyle w:val="Heading2"/>
         <w:keepNext/>
         <w:pBdr>
           <w:bottom w:val="single" w:sz="8" w:space="3" w:color="003A70"/>
@@ -3327,7 +3348,7 @@
           <w:b/>
           <w:color w:val="003A70"/>
           <w:spacing w:val="14"/>
-          <w:sz w:val="19"/>
+          <w:sz w:val="22"/>
           <w:szCs w:val="19"/>
         </w:rPr>
         <w:t xml:space="preserve">READY CHECK</w:t>
@@ -3346,7 +3367,7 @@
           <w:rFonts w:ascii="Avenir Next" w:hAnsi="Avenir Next" w:cs="Avenir Next" w:eastAsia="Avenir Next"/>
           <w:i/>
           <w:color w:val="5A5F66"/>
-          <w:sz w:val="17"/>
+          <w:sz w:val="22"/>
           <w:szCs w:val="17"/>
         </w:rPr>
         <w:t xml:space="preserve">a problem like the one in today’s lesson</w:t>
@@ -3516,25 +3537,25 @@
                       <w:rFonts w:ascii="Avenir Next" w:hAnsi="Avenir Next" w:cs="Avenir Next" w:eastAsia="Avenir Next"/>
                       <w:b/>
                       <w:color w:val="003A70"/>
+                      <w:sz w:val="22"/>
+                      <w:szCs w:val="21"/>
+                    </w:rPr>
+                    <w:t xml:space="preserve">A</w:t>
+                  </w:r>
+                  <w:r>
+                    <w:rPr>
+                      <w:rFonts w:ascii="Avenir Next" w:hAnsi="Avenir Next" w:cs="Avenir Next" w:eastAsia="Avenir Next"/>
+                      <w:color w:val="1A1A1A"/>
                       <w:sz w:val="21"/>
                       <w:szCs w:val="21"/>
                     </w:rPr>
-                    <w:t xml:space="preserve">A</w:t>
-                  </w:r>
-                  <w:r>
-                    <w:rPr>
-                      <w:rFonts w:ascii="Avenir Next" w:hAnsi="Avenir Next" w:cs="Avenir Next" w:eastAsia="Avenir Next"/>
-                      <w:color w:val="1A1A1A"/>
-                      <w:sz w:val="21"/>
-                      <w:szCs w:val="21"/>
-                    </w:rPr>
                     <w:tab/>
                   </w:r>
                   <w:r>
                     <w:rPr>
                       <w:rFonts w:ascii="Avenir Next" w:hAnsi="Avenir Next" w:cs="Avenir Next" w:eastAsia="Avenir Next"/>
                       <w:color w:val="1A1A1A"/>
-                      <w:sz w:val="21"/>
+                      <w:sz w:val="22"/>
                       <w:szCs w:val="21"/>
                     </w:rPr>
                     <w:t xml:space="preserve">$210</w:t>
@@ -3559,25 +3580,25 @@
                       <w:rFonts w:ascii="Avenir Next" w:hAnsi="Avenir Next" w:cs="Avenir Next" w:eastAsia="Avenir Next"/>
                       <w:b/>
                       <w:color w:val="003A70"/>
+                      <w:sz w:val="22"/>
+                      <w:szCs w:val="21"/>
+                    </w:rPr>
+                    <w:t xml:space="preserve">B</w:t>
+                  </w:r>
+                  <w:r>
+                    <w:rPr>
+                      <w:rFonts w:ascii="Avenir Next" w:hAnsi="Avenir Next" w:cs="Avenir Next" w:eastAsia="Avenir Next"/>
+                      <w:color w:val="1A1A1A"/>
                       <w:sz w:val="21"/>
                       <w:szCs w:val="21"/>
                     </w:rPr>
-                    <w:t xml:space="preserve">B</w:t>
-                  </w:r>
-                  <w:r>
-                    <w:rPr>
-                      <w:rFonts w:ascii="Avenir Next" w:hAnsi="Avenir Next" w:cs="Avenir Next" w:eastAsia="Avenir Next"/>
-                      <w:color w:val="1A1A1A"/>
-                      <w:sz w:val="21"/>
-                      <w:szCs w:val="21"/>
-                    </w:rPr>
                     <w:tab/>
                   </w:r>
                   <w:r>
                     <w:rPr>
                       <w:rFonts w:ascii="Avenir Next" w:hAnsi="Avenir Next" w:cs="Avenir Next" w:eastAsia="Avenir Next"/>
                       <w:color w:val="1A1A1A"/>
-                      <w:sz w:val="21"/>
+                      <w:sz w:val="22"/>
                       <w:szCs w:val="21"/>
                     </w:rPr>
                     <w:t xml:space="preserve">$90</w:t>
@@ -3602,25 +3623,25 @@
                       <w:rFonts w:ascii="Avenir Next" w:hAnsi="Avenir Next" w:cs="Avenir Next" w:eastAsia="Avenir Next"/>
                       <w:b/>
                       <w:color w:val="003A70"/>
+                      <w:sz w:val="22"/>
+                      <w:szCs w:val="21"/>
+                    </w:rPr>
+                    <w:t xml:space="preserve">C</w:t>
+                  </w:r>
+                  <w:r>
+                    <w:rPr>
+                      <w:rFonts w:ascii="Avenir Next" w:hAnsi="Avenir Next" w:cs="Avenir Next" w:eastAsia="Avenir Next"/>
+                      <w:color w:val="1A1A1A"/>
                       <w:sz w:val="21"/>
                       <w:szCs w:val="21"/>
                     </w:rPr>
-                    <w:t xml:space="preserve">C</w:t>
-                  </w:r>
-                  <w:r>
-                    <w:rPr>
-                      <w:rFonts w:ascii="Avenir Next" w:hAnsi="Avenir Next" w:cs="Avenir Next" w:eastAsia="Avenir Next"/>
-                      <w:color w:val="1A1A1A"/>
-                      <w:sz w:val="21"/>
-                      <w:szCs w:val="21"/>
-                    </w:rPr>
                     <w:tab/>
                   </w:r>
                   <w:r>
                     <w:rPr>
                       <w:rFonts w:ascii="Avenir Next" w:hAnsi="Avenir Next" w:cs="Avenir Next" w:eastAsia="Avenir Next"/>
                       <w:color w:val="1A1A1A"/>
-                      <w:sz w:val="21"/>
+                      <w:sz w:val="22"/>
                       <w:szCs w:val="21"/>
                     </w:rPr>
                     <w:t xml:space="preserve">$47</w:t>
@@ -3645,25 +3666,25 @@
                       <w:rFonts w:ascii="Avenir Next" w:hAnsi="Avenir Next" w:cs="Avenir Next" w:eastAsia="Avenir Next"/>
                       <w:b/>
                       <w:color w:val="003A70"/>
+                      <w:sz w:val="22"/>
+                      <w:szCs w:val="21"/>
+                    </w:rPr>
+                    <w:t xml:space="preserve">D</w:t>
+                  </w:r>
+                  <w:r>
+                    <w:rPr>
+                      <w:rFonts w:ascii="Avenir Next" w:hAnsi="Avenir Next" w:cs="Avenir Next" w:eastAsia="Avenir Next"/>
+                      <w:color w:val="1A1A1A"/>
                       <w:sz w:val="21"/>
                       <w:szCs w:val="21"/>
                     </w:rPr>
-                    <w:t xml:space="preserve">D</w:t>
-                  </w:r>
-                  <w:r>
-                    <w:rPr>
-                      <w:rFonts w:ascii="Avenir Next" w:hAnsi="Avenir Next" w:cs="Avenir Next" w:eastAsia="Avenir Next"/>
-                      <w:color w:val="1A1A1A"/>
-                      <w:sz w:val="21"/>
-                      <w:szCs w:val="21"/>
-                    </w:rPr>
                     <w:tab/>
                   </w:r>
                   <w:r>
                     <w:rPr>
                       <w:rFonts w:ascii="Avenir Next" w:hAnsi="Avenir Next" w:cs="Avenir Next" w:eastAsia="Avenir Next"/>
                       <w:color w:val="1A1A1A"/>
-                      <w:sz w:val="21"/>
+                      <w:sz w:val="22"/>
                       <w:szCs w:val="21"/>
                     </w:rPr>
                     <w:t xml:space="preserve">$420</w:t>
@@ -3712,19 +3733,42 @@
         <w:tblLook w:val="0000" w:firstRow="0" w:lastRow="0" w:firstColumn="0" w:lastColumn="0" w:noHBand="1" w:noVBand="1"/>
       </w:tblPr>
       <w:tblGrid>
-        <w:gridCol w:w="2000"/>
-        <w:gridCol w:w="2300"/>
-        <w:gridCol w:w="2100"/>
-        <w:gridCol w:w="3104"/>
+        <w:gridCol w:w="1750"/>
+        <w:gridCol w:w="2500"/>
+        <w:gridCol w:w="2200"/>
+        <w:gridCol w:w="3054"/>
       </w:tblGrid>
       <w:tr>
         <w:trPr>
           <w:cantSplit/>
-          <w:trHeight w:val="320" w:hRule="atLeast"/>
+          <w:trHeight w:val="300" w:hRule="atLeast"/>
         </w:trPr>
         <w:tc>
           <w:tcPr>
-            <w:tcW w:w="2000" w:type="dxa"/>
+            <w:tcW w:w="1750" w:type="dxa"/>
+            <w:vAlign w:val="center"/>
+          </w:tcPr>
+          <w:p>
+            <w:pPr>
+              <w:pStyle w:val="Heading2"/>
+              <w:spacing w:before="0" w:after="0" w:line="240" w:lineRule="auto"/>
+            </w:pPr>
+            <w:r>
+              <w:rPr>
+                <w:rFonts w:ascii="Avenir Next" w:hAnsi="Avenir Next" w:cs="Avenir Next" w:eastAsia="Avenir Next"/>
+                <w:b/>
+                <w:color w:val="003A70"/>
+                <w:spacing w:val="12"/>
+                <w:sz w:val="15"/>
+                <w:szCs w:val="15"/>
+              </w:rPr>
+              <w:t xml:space="preserve">CHECK YOURSELF</w:t>
+            </w:r>
+          </w:p>
+        </w:tc>
+        <w:tc>
+          <w:tcPr>
+            <w:tcW w:w="2500" w:type="dxa"/>
             <w:vAlign w:val="center"/>
           </w:tcPr>
           <w:p>
@@ -3733,20 +3777,27 @@
             </w:pPr>
             <w:r>
               <w:rPr>
-                <w:rFonts w:ascii="Avenir Next" w:hAnsi="Avenir Next" w:cs="Avenir Next" w:eastAsia="Avenir Next"/>
-                <w:b/>
-                <w:color w:val="003A70"/>
-                <w:spacing w:val="12"/>
-                <w:sz w:val="15"/>
-                <w:szCs w:val="15"/>
-              </w:rPr>
-              <w:t xml:space="preserve">CHECK YOURSELF</w:t>
+                <w:rFonts w:ascii="Arial" w:hAnsi="Arial" w:cs="Arial" w:eastAsia="Arial"/>
+                <w:color w:val="1A1A1A"/>
+                <w:sz w:val="20"/>
+                <w:szCs w:val="20"/>
+              </w:rPr>
+              <w:t xml:space="preserve">□</w:t>
+            </w:r>
+            <w:r>
+              <w:rPr>
+                <w:rFonts w:ascii="Avenir Next" w:hAnsi="Avenir Next" w:cs="Avenir Next" w:eastAsia="Avenir Next"/>
+                <w:color w:val="1A1A1A"/>
+                <w:sz w:val="17"/>
+                <w:szCs w:val="17"/>
+              </w:rPr>
+              <w:t xml:space="preserve">  I can do this on my own</w:t>
             </w:r>
           </w:p>
         </w:tc>
         <w:tc>
           <w:tcPr>
-            <w:tcW w:w="2300" w:type="dxa"/>
+            <w:tcW w:w="2200" w:type="dxa"/>
             <w:vAlign w:val="center"/>
           </w:tcPr>
           <w:p>
@@ -3757,8 +3808,8 @@
               <w:rPr>
                 <w:rFonts w:ascii="Arial" w:hAnsi="Arial" w:cs="Arial" w:eastAsia="Arial"/>
                 <w:color w:val="1A1A1A"/>
-                <w:sz w:val="24"/>
-                <w:szCs w:val="24"/>
+                <w:sz w:val="20"/>
+                <w:szCs w:val="20"/>
               </w:rPr>
               <w:t xml:space="preserve">□</w:t>
             </w:r>
@@ -3769,13 +3820,13 @@
                 <w:sz w:val="17"/>
                 <w:szCs w:val="17"/>
               </w:rPr>
-              <w:t xml:space="preserve">  I can do this on my own</w:t>
+              <w:t xml:space="preserve">  I need a little help</w:t>
             </w:r>
           </w:p>
         </w:tc>
         <w:tc>
           <w:tcPr>
-            <w:tcW w:w="2100" w:type="dxa"/>
+            <w:tcW w:w="3054" w:type="dxa"/>
             <w:vAlign w:val="center"/>
           </w:tcPr>
           <w:p>
@@ -3786,37 +3837,8 @@
               <w:rPr>
                 <w:rFonts w:ascii="Arial" w:hAnsi="Arial" w:cs="Arial" w:eastAsia="Arial"/>
                 <w:color w:val="1A1A1A"/>
-                <w:sz w:val="24"/>
-                <w:szCs w:val="24"/>
-              </w:rPr>
-              <w:t xml:space="preserve">□</w:t>
-            </w:r>
-            <w:r>
-              <w:rPr>
-                <w:rFonts w:ascii="Avenir Next" w:hAnsi="Avenir Next" w:cs="Avenir Next" w:eastAsia="Avenir Next"/>
-                <w:color w:val="1A1A1A"/>
-                <w:sz w:val="17"/>
-                <w:szCs w:val="17"/>
-              </w:rPr>
-              <w:t xml:space="preserve">  I need a little help</w:t>
-            </w:r>
-          </w:p>
-        </w:tc>
-        <w:tc>
-          <w:tcPr>
-            <w:tcW w:w="3104" w:type="dxa"/>
-            <w:vAlign w:val="center"/>
-          </w:tcPr>
-          <w:p>
-            <w:pPr>
-              <w:spacing w:before="0" w:after="0" w:line="240" w:lineRule="auto"/>
-            </w:pPr>
-            <w:r>
-              <w:rPr>
-                <w:rFonts w:ascii="Arial" w:hAnsi="Arial" w:cs="Arial" w:eastAsia="Arial"/>
-                <w:color w:val="1A1A1A"/>
-                <w:sz w:val="24"/>
-                <w:szCs w:val="24"/>
+                <w:sz w:val="20"/>
+                <w:szCs w:val="20"/>
               </w:rPr>
               <w:t xml:space="preserve">□</w:t>
             </w:r>
@@ -3851,7 +3873,7 @@
     <w:sectPr>
       <w:footerReference w:type="default" r:id="rIdFooter1"/>
       <w:pgSz w:w="12240" w:h="15840"/>
-      <w:pgMar w:top="893" w:right="1224" w:bottom="835" w:left="1512" w:header="432" w:footer="432" w:gutter="0"/>
+      <w:pgMar w:top="780" w:right="1224" w:bottom="760" w:left="1512" w:header="432" w:footer="432" w:gutter="0"/>
       <w:cols w:space="720"/>
     </w:sectPr>
   </w:body>
@@ -3931,7 +3953,106 @@
               <w:sz w:val="15"/>
               <w:szCs w:val="15"/>
             </w:rPr>
-            <w:t xml:space="preserve">Lesson 9-4  ·  Session 1  ·  Prerequisite Practice A</w:t>
+            <w:t xml:space="preserve">9-4 · Page </w:t>
+          </w:r>
+          <w:r>
+            <w:rPr>
+              <w:rFonts w:ascii="Avenir Next" w:hAnsi="Avenir Next" w:cs="Avenir Next" w:eastAsia="Avenir Next"/>
+              <w:color w:val="5A5F66"/>
+              <w:sz w:val="15"/>
+              <w:szCs w:val="15"/>
+            </w:rPr>
+            <w:fldChar w:fldCharType="begin"/>
+          </w:r>
+          <w:r>
+            <w:rPr>
+              <w:rFonts w:ascii="Avenir Next" w:hAnsi="Avenir Next" w:cs="Avenir Next" w:eastAsia="Avenir Next"/>
+              <w:color w:val="5A5F66"/>
+              <w:sz w:val="15"/>
+              <w:szCs w:val="15"/>
+            </w:rPr>
+            <w:instrText xml:space="preserve"> PAGE </w:instrText>
+          </w:r>
+          <w:r>
+            <w:rPr>
+              <w:rFonts w:ascii="Avenir Next" w:hAnsi="Avenir Next" w:cs="Avenir Next" w:eastAsia="Avenir Next"/>
+              <w:color w:val="5A5F66"/>
+              <w:sz w:val="15"/>
+              <w:szCs w:val="15"/>
+            </w:rPr>
+            <w:fldChar w:fldCharType="separate"/>
+          </w:r>
+          <w:r>
+            <w:rPr>
+              <w:rFonts w:ascii="Avenir Next" w:hAnsi="Avenir Next" w:cs="Avenir Next" w:eastAsia="Avenir Next"/>
+              <w:color w:val="5A5F66"/>
+              <w:sz w:val="15"/>
+              <w:szCs w:val="15"/>
+            </w:rPr>
+            <w:t xml:space="preserve">1</w:t>
+          </w:r>
+          <w:r>
+            <w:rPr>
+              <w:rFonts w:ascii="Avenir Next" w:hAnsi="Avenir Next" w:cs="Avenir Next" w:eastAsia="Avenir Next"/>
+              <w:color w:val="5A5F66"/>
+              <w:sz w:val="15"/>
+              <w:szCs w:val="15"/>
+            </w:rPr>
+            <w:fldChar w:fldCharType="end"/>
+          </w:r>
+          <w:r>
+            <w:rPr>
+              <w:rFonts w:ascii="Avenir Next" w:hAnsi="Avenir Next" w:cs="Avenir Next" w:eastAsia="Avenir Next"/>
+              <w:color w:val="5A5F66"/>
+              <w:sz w:val="15"/>
+              <w:szCs w:val="15"/>
+            </w:rPr>
+            <w:t xml:space="preserve"> of </w:t>
+          </w:r>
+          <w:r>
+            <w:rPr>
+              <w:rFonts w:ascii="Avenir Next" w:hAnsi="Avenir Next" w:cs="Avenir Next" w:eastAsia="Avenir Next"/>
+              <w:color w:val="5A5F66"/>
+              <w:sz w:val="15"/>
+              <w:szCs w:val="15"/>
+            </w:rPr>
+            <w:fldChar w:fldCharType="begin"/>
+          </w:r>
+          <w:r>
+            <w:rPr>
+              <w:rFonts w:ascii="Avenir Next" w:hAnsi="Avenir Next" w:cs="Avenir Next" w:eastAsia="Avenir Next"/>
+              <w:color w:val="5A5F66"/>
+              <w:sz w:val="15"/>
+              <w:szCs w:val="15"/>
+            </w:rPr>
+            <w:instrText xml:space="preserve"> NUMPAGES </w:instrText>
+          </w:r>
+          <w:r>
+            <w:rPr>
+              <w:rFonts w:ascii="Avenir Next" w:hAnsi="Avenir Next" w:cs="Avenir Next" w:eastAsia="Avenir Next"/>
+              <w:color w:val="5A5F66"/>
+              <w:sz w:val="15"/>
+              <w:szCs w:val="15"/>
+            </w:rPr>
+            <w:fldChar w:fldCharType="separate"/>
+          </w:r>
+          <w:r>
+            <w:rPr>
+              <w:rFonts w:ascii="Avenir Next" w:hAnsi="Avenir Next" w:cs="Avenir Next" w:eastAsia="Avenir Next"/>
+              <w:color w:val="5A5F66"/>
+              <w:sz w:val="15"/>
+              <w:szCs w:val="15"/>
+            </w:rPr>
+            <w:t xml:space="preserve">1</w:t>
+          </w:r>
+          <w:r>
+            <w:rPr>
+              <w:rFonts w:ascii="Avenir Next" w:hAnsi="Avenir Next" w:cs="Avenir Next" w:eastAsia="Avenir Next"/>
+              <w:color w:val="5A5F66"/>
+              <w:sz w:val="15"/>
+              <w:szCs w:val="15"/>
+            </w:rPr>
+            <w:fldChar w:fldCharType="end"/>
           </w:r>
         </w:p>
       </w:tc>
@@ -3974,5 +4095,23 @@
       </w:tblCellMar>
     </w:tblPr>
   </w:style>
+  <w:style w:type="paragraph" w:styleId="Heading1">
+    <w:name w:val="heading 1"/>
+    <w:basedOn w:val="Normal"/>
+    <w:pPr>
+      <w:outlineLvl w:val="0"/>
+      <w:keepNext w:val="0"/>
+      <w:keepLines w:val="0"/>
+    </w:pPr>
+  </w:style>
+  <w:style w:type="paragraph" w:styleId="Heading2">
+    <w:name w:val="heading 2"/>
+    <w:basedOn w:val="Normal"/>
+    <w:pPr>
+      <w:outlineLvl w:val="1"/>
+      <w:keepNext w:val="0"/>
+      <w:keepLines w:val="0"/>
+    </w:pPr>
+  </w:style>
 </w:styles>
 </file>